--- a/document_templates/russian_library/Исковые_заявления/Процессуальные_документы/шаблон_Встречное_исковое_заявление_об_оскорблении_деловой_репутации.docx
+++ b/document_templates/russian_library/Исковые_заявления/Процессуальные_документы/шаблон_Встречное_исковое_заявление_об_оскорблении_деловой_репутации.docx
@@ -51,15 +51,14 @@
           <w:lang w:val="en-US"/>
         </w:rPr>
       </w:pPr>
-      <w:proofErr w:type="gramStart"/>
-      <w:r>
-        <w:rPr>
-          <w:rFonts w:ascii="Times New Roman" w:hAnsi="Times New Roman" w:cs="Times New Roman"/>
-          <w:sz w:val="24"/>
-          <w:szCs w:val="24"/>
-          <w:lang w:val="en-US"/>
-        </w:rPr>
-        <w:t>{{ court_w_t_w_r_w_prooferr_w_type_gramend_w_r_w_rpr_w_rfonts_w_ascii_times_new_roman_w_hansi_times_new_roman_w_cs_times_new_roman_w_sz_w_val_24_w_szcs_w_val_24_w_lang_w_val_en_us_w_rpr_w_t_xml_space_preserve_address }}</w:t>
+      <w:r>
+        <w:rPr>
+          <w:rFonts w:ascii="Times New Roman" w:hAnsi="Times New Roman" w:cs="Times New Roman"/>
+          <w:sz w:val="24"/>
+          <w:szCs w:val="24"/>
+          <w:lang w:val="en-US"/>
+        </w:rPr>
+        <w:t>{{ court_address }}</w:t>
       </w:r>
     </w:p>
     <w:p>
@@ -187,7 +186,7 @@
           <w:sz w:val="24"/>
           <w:szCs w:val="24"/>
         </w:rPr>
-        <w:t xml:space="preserve">{{ w_t_w_r_w_r_w_rsidr_00e67553_w_rpr_w_rfonts_w_ascii_times_new_roman_w_hansi_times_new_roman_w_cs_times_new_roman_w_sz_w_val_24_w_szcs_w_val_24_w_lang_w_val_en_us_w_rpr_w_t_defendant_w_t_w_r_w_r_w_rsidr_00e67553_w_rsidrpr_00e67553_w_rpr_w_rfonts_w_ascii_times_new_roman_w_hansi_times_new_roman_w_cs_times_new_roman_w_sz_w_val_24_w_szcs_w_val_24_w_rpr_w_t_xml_space_preserve }}</w:t>
+        <w:t xml:space="preserve">{{ defendant }}</w:t>
       </w:r>
     </w:p>
     <w:p>
@@ -368,7 +367,7 @@
           <w:sz w:val="24"/>
           <w:szCs w:val="24"/>
         </w:rPr>
-        <w:t xml:space="preserve">{{ w_t_w_r_w_r_w_rsidr_00e67553_w_rpr_w_rfonts_w_ascii_times_new_roman_w_hansi_times_new_roman_w_cs_times_new_roman_w_sz_w_val_24_w_szcs_w_val_24_w_lang_w_val_en_us_w_rpr_w_t_situation_w_t_w_r_w_r_w_rsidr_00e67553_w_rsidrpr_00e67553_w_rpr_w_rfonts_w_ascii_times_new_roman_w_hansi_times_new_roman_w_cs_times_new_roman_w_sz_w_val_24_w_szcs_w_val_24_w_rpr_w_t_xml_space_preserve_w_t_w_r_w_r_w_rsidr_00e67553_w_rpr_w_rfonts_w_ascii_times_new_roman_w_hansi_times_new_roman_w_cs_times_new_roman_w_sz_w_val_24_w_szcs_w_val_24_w_lang_w_val_en_us_w_rpr_w_t_description }}.</w:t>
+        <w:t xml:space="preserve">{{ situation }}.</w:t>
       </w:r>
     </w:p>
     <w:p>
@@ -456,7 +455,7 @@
           <w:sz w:val="24"/>
           <w:szCs w:val="24"/>
         </w:rPr>
-        <w:t xml:space="preserve">{{ w_t_w_r_w_r_w_rsidr_00e67553_w_rpr_w_rfonts_w_ascii_times_new_roman_w_hansi_times_new_roman_w_cs_times_new_roman_w_sz_w_val_24_w_szcs_w_val_24_w_lang_w_val_en_us_w_rpr_w_t_defendant_w_t_w_r_w_r_w_rsidr_00e67553_w_rsidrpr_00e67553_w_rpr_w_rfonts_w_ascii_times_new_roman_w_hansi_times_new_roman_w_cs_times_new_roman_w_sz_w_val_24_w_szcs_w_val_24_w_rpr_w_t_xml_space_preserve_w_t_w_r_w_r_w_rsidr_00e67553_w_rpr_w_rfonts_w_ascii_times_new_roman_w_hansi_times_new_roman_w_cs_times_new_roman_w_sz_w_val_24_w_szcs_w_val_24_w_lang_w_val_en_us_w_rpr_w_t_name_w_t_w_r_w_r_w_rsidr_00e67553_w_rsidrpr_00e67553_w_rpr_w_rfonts_w_ascii_times_new_roman_w_hansi_times_new_roman_w_cs_times_new_roman_w_sz_w_val_24_w_szcs_w_val_24_w_rpr_w_t_xml_space_preserve_w_t_w_r_w_r_w_rsidr_00e67553_w_rpr_w_rfonts_w_ascii_times_new_roman_w_hansi_times_new_roman_w_cs_times_new_roman_w_sz_w_val_24_w_szcs_w_val_24_w_lang_w_val_en_us_w_rpr_w_t_text_w_t_w_r_w_r_w_rsidr_00e67553_w_rsidrpr_00e67553_w_rpr_w_rfonts_w_ascii_times_new_roman_w_hansi_times_new_roman_w_cs_times_new_roman_w_sz_w_val_24_w_szcs_w_val_24_w_rpr_w_t_xml_space_preserve }}</w:t>
+        <w:t xml:space="preserve">{{ defendant_name_text }}</w:t>
       </w:r>
       <w:r>
         <w:rPr>
@@ -472,7 +471,7 @@
           <w:sz w:val="24"/>
           <w:szCs w:val="24"/>
         </w:rPr>
-        <w:t xml:space="preserve">{{ w_t_w_r_w_r_w_rsidr_00e67553_w_rpr_w_rfonts_w_ascii_times_new_roman_w_hansi_times_new_roman_w_cs_times_new_roman_w_sz_w_val_24_w_szcs_w_val_24_w_lang_w_val_en_us_w_rpr_w_t_damage_w_t_w_r_w_r_w_rsidr_00e67553_w_rsidrpr_00e67553_w_rpr_w_rfonts_w_ascii_times_new_roman_w_hansi_times_new_roman_w_cs_times_new_roman_w_sz_w_val_24_w_szcs_w_val_24_w_rpr_w_t_xml_space_preserve_w_t_w_r_w_r_w_rsidr_00e67553_w_rpr_w_rfonts_w_ascii_times_new_roman_w_hansi_times_new_roman_w_cs_times_new_roman_w_sz_w_val_24_w_szcs_w_val_24_w_lang_w_val_en_us_w_rpr_w_t_amount_w_t_w_r_w_r_w_rsidr_00e67553_w_rsidrpr_00e67553_w_rpr_w_rfonts_w_ascii_times_new_roman_w_hansi_times_new_roman_w_cs_times_new_roman_w_sz_w_val_24_w_szcs_w_val_24_w_rpr_w_t_xml_space_preserve }}</w:t>
+        <w:t xml:space="preserve">{{ damage_amount }}</w:t>
       </w:r>
       <w:r>
         <w:rPr>
